--- a/transcribed_interviews/chile_jaime_alfaro_25-03-2024.docx
+++ b/transcribed_interviews/chile_jaime_alfaro_25-03-2024.docx
@@ -401,7 +401,7 @@
           <w:color w:val="0070C0"/>
           <w:lang w:val="es-MX"/>
         </w:rPr>
-        <w:t xml:space="preserve">[00:41 - 00:45] </w:t>
+        <w:t xml:space="preserve"/>
       </w:r>
       <w:r>
         <w:rPr>
@@ -461,7 +461,7 @@
           <w:color w:val="0070C0"/>
           <w:lang w:val="es-MX"/>
         </w:rPr>
-        <w:t xml:space="preserve">[00:45 - 00:46] hola </w:t>
+        <w:t xml:space="preserve">hola </w:t>
       </w:r>
       <w:r>
         <w:rPr>
@@ -519,7 +519,7 @@
           <w:color w:val="0070C0"/>
           <w:lang w:val="es-MX"/>
         </w:rPr>
-        <w:t xml:space="preserve">[00:46 - 00:50] </w:t>
+        <w:t xml:space="preserve"/>
       </w:r>
       <w:r>
         <w:rPr>
@@ -577,7 +577,7 @@
           <w:color w:val="0070C0"/>
           <w:lang w:val="es-MX"/>
         </w:rPr>
-        <w:t xml:space="preserve">[00:50 - 00:56] </w:t>
+        <w:t xml:space="preserve"/>
       </w:r>
       <w:r>
         <w:rPr>
@@ -637,7 +637,7 @@
           <w:color w:val="0070C0"/>
           <w:lang w:val="es-MX"/>
         </w:rPr>
-        <w:t xml:space="preserve">[00:56 - 01:02] ah </w:t>
+        <w:t xml:space="preserve">ah </w:t>
       </w:r>
       <w:r>
         <w:rPr>
@@ -696,7 +696,7 @@
           <w:color w:val="0070C0"/>
           <w:lang w:val="es-MX"/>
         </w:rPr>
-        <w:t xml:space="preserve">[01:02 - 01:03] </w:t>
+        <w:t xml:space="preserve"/>
       </w:r>
       <w:r>
         <w:rPr>
@@ -756,7 +756,7 @@
           <w:color w:val="0070C0"/>
           <w:lang w:val="es-MX"/>
         </w:rPr>
-        <w:t xml:space="preserve">[01:03 - 01:15] </w:t>
+        <w:t xml:space="preserve"/>
       </w:r>
       <w:r>
         <w:rPr>
@@ -782,15 +782,15 @@
           <w:color w:val="0070C0"/>
           <w:lang w:val="es-MX"/>
         </w:rPr>
-        <w:t>[0</w:t>
-      </w:r>
-      <w:r>
-        <w:rPr>
-          <w:rFonts w:eastAsia="Aptos" w:cs="Aptos"/>
-          <w:color w:val="000000" w:themeColor="text1"/>
-          <w:lang w:val="es-MX"/>
-        </w:rPr>
-        <w:t>1:15 - 01:19] que usted tiene sobre el interés que existe en estos temas</w:t>
+        <w:t/>
+      </w:r>
+      <w:r>
+        <w:rPr>
+          <w:rFonts w:eastAsia="Aptos" w:cs="Aptos"/>
+          <w:color w:val="000000" w:themeColor="text1"/>
+          <w:lang w:val="es-MX"/>
+        </w:rPr>
+        <w:t>que usted tiene sobre el interés que existe en estos temas</w:t>
       </w:r>
     </w:p>
     <w:p>
@@ -840,7 +840,7 @@
           <w:color w:val="0070C0"/>
           <w:lang w:val="es-MX"/>
         </w:rPr>
-        <w:t xml:space="preserve">[01:21 - 01:32] </w:t>
+        <w:t xml:space="preserve"/>
       </w:r>
       <w:r>
         <w:rPr>
@@ -866,7 +866,7 @@
           <w:color w:val="0070C0"/>
           <w:lang w:val="es-MX"/>
         </w:rPr>
-        <w:t xml:space="preserve">[01:32 - 01:41] </w:t>
+        <w:t xml:space="preserve"/>
       </w:r>
       <w:r>
         <w:rPr>
@@ -892,7 +892,7 @@
           <w:color w:val="0070C0"/>
           <w:lang w:val="es-MX"/>
         </w:rPr>
-        <w:t xml:space="preserve">[02:13 - 02:23] </w:t>
+        <w:t xml:space="preserve"/>
       </w:r>
       <w:r>
         <w:rPr>
@@ -918,7 +918,7 @@
           <w:color w:val="0070C0"/>
           <w:lang w:val="es-MX"/>
         </w:rPr>
-        <w:t xml:space="preserve">[02:25 - 02:38] </w:t>
+        <w:t xml:space="preserve"/>
       </w:r>
       <w:r>
         <w:rPr>
@@ -944,7 +944,7 @@
           <w:color w:val="0070C0"/>
           <w:lang w:val="es-MX"/>
         </w:rPr>
-        <w:t xml:space="preserve">[02:38 - 02:47] </w:t>
+        <w:t xml:space="preserve"/>
       </w:r>
       <w:r>
         <w:rPr>
@@ -970,7 +970,7 @@
           <w:color w:val="0070C0"/>
           <w:lang w:val="es-MX"/>
         </w:rPr>
-        <w:t xml:space="preserve">[02:48 - 02:57] </w:t>
+        <w:t xml:space="preserve"/>
       </w:r>
       <w:r>
         <w:rPr>
@@ -996,7 +996,7 @@
           <w:color w:val="0070C0"/>
           <w:lang w:val="es-MX"/>
         </w:rPr>
-        <w:t xml:space="preserve">[02:57 - 03:02] </w:t>
+        <w:t xml:space="preserve"/>
       </w:r>
       <w:r>
         <w:rPr>
@@ -1022,7 +1022,7 @@
           <w:color w:val="0070C0"/>
           <w:lang w:val="es-MX"/>
         </w:rPr>
-        <w:t xml:space="preserve">[03:05 - 03:17] </w:t>
+        <w:t xml:space="preserve"/>
       </w:r>
       <w:r>
         <w:rPr>
@@ -1048,7 +1048,7 @@
           <w:color w:val="0070C0"/>
           <w:lang w:val="es-MX"/>
         </w:rPr>
-        <w:t xml:space="preserve">[03:18 - 03:29] </w:t>
+        <w:t xml:space="preserve"/>
       </w:r>
       <w:r>
         <w:rPr>
@@ -1075,7 +1075,7 @@
           <w:lang w:val="es-MX"/>
         </w:rPr>
         <w:lastRenderedPageBreak/>
-        <w:t xml:space="preserve">[03:29 - 03:40] </w:t>
+        <w:t xml:space="preserve"/>
       </w:r>
       <w:r>
         <w:rPr>
@@ -1101,7 +1101,7 @@
           <w:color w:val="0070C0"/>
           <w:lang w:val="es-MX"/>
         </w:rPr>
-        <w:t xml:space="preserve">[03:40 - 03:50] </w:t>
+        <w:t xml:space="preserve"/>
       </w:r>
       <w:r>
         <w:rPr>
@@ -1127,7 +1127,7 @@
           <w:color w:val="0070C0"/>
           <w:lang w:val="es-MX"/>
         </w:rPr>
-        <w:t xml:space="preserve">[03:51 - 04:02] </w:t>
+        <w:t xml:space="preserve"/>
       </w:r>
       <w:r>
         <w:rPr>
@@ -1153,7 +1153,7 @@
           <w:color w:val="0070C0"/>
           <w:lang w:val="es-MX"/>
         </w:rPr>
-        <w:t xml:space="preserve">[04:03 - 04:14] </w:t>
+        <w:t xml:space="preserve"/>
       </w:r>
       <w:r>
         <w:rPr>
@@ -1179,7 +1179,7 @@
           <w:color w:val="0070C0"/>
           <w:lang w:val="es-MX"/>
         </w:rPr>
-        <w:t xml:space="preserve">[04:14 - 04:24] lo </w:t>
+        <w:t xml:space="preserve">lo </w:t>
       </w:r>
       <w:r>
         <w:rPr>
@@ -1205,7 +1205,7 @@
           <w:color w:val="0070C0"/>
           <w:lang w:val="es-MX"/>
         </w:rPr>
-        <w:t xml:space="preserve">[04:24 - 04:29] </w:t>
+        <w:t xml:space="preserve"/>
       </w:r>
       <w:r>
         <w:rPr>
@@ -1231,7 +1231,7 @@
           <w:color w:val="0070C0"/>
           <w:lang w:val="es-MX"/>
         </w:rPr>
-        <w:t xml:space="preserve">[04:29 - 04:40] </w:t>
+        <w:t xml:space="preserve"/>
       </w:r>
       <w:r>
         <w:rPr>
@@ -1257,7 +1257,7 @@
           <w:color w:val="0070C0"/>
           <w:lang w:val="es-MX"/>
         </w:rPr>
-        <w:t xml:space="preserve">[04:40 - 04:50] </w:t>
+        <w:t xml:space="preserve"/>
       </w:r>
       <w:r>
         <w:rPr>
@@ -1283,7 +1283,7 @@
           <w:color w:val="0070C0"/>
           <w:lang w:val="es-MX"/>
         </w:rPr>
-        <w:t xml:space="preserve">[04:52 - 04:56] </w:t>
+        <w:t xml:space="preserve"/>
       </w:r>
       <w:r>
         <w:rPr>
@@ -1341,7 +1341,7 @@
           <w:color w:val="0070C0"/>
           <w:lang w:val="es-MX"/>
         </w:rPr>
-        <w:t xml:space="preserve">[04:57 - 05:09] </w:t>
+        <w:t xml:space="preserve"/>
       </w:r>
       <w:r>
         <w:rPr>
@@ -1367,7 +1367,7 @@
           <w:color w:val="0070C0"/>
           <w:lang w:val="es-MX"/>
         </w:rPr>
-        <w:t xml:space="preserve">[05:11 - 05:16] </w:t>
+        <w:t xml:space="preserve"/>
       </w:r>
       <w:r>
         <w:rPr>
@@ -1427,7 +1427,7 @@
           <w:color w:val="0070C0"/>
           <w:lang w:val="es-MX"/>
         </w:rPr>
-        <w:t xml:space="preserve">[05:20 - 05:31] </w:t>
+        <w:t xml:space="preserve"/>
       </w:r>
       <w:r>
         <w:rPr>
@@ -1453,7 +1453,7 @@
           <w:color w:val="0070C0"/>
           <w:lang w:val="es-MX"/>
         </w:rPr>
-        <w:t xml:space="preserve">[05:31 - 05:42] </w:t>
+        <w:t xml:space="preserve"/>
       </w:r>
       <w:r>
         <w:rPr>
@@ -1480,7 +1480,7 @@
           <w:lang w:val="es-MX"/>
         </w:rPr>
         <w:lastRenderedPageBreak/>
-        <w:t xml:space="preserve">[05:42 - 05:51] </w:t>
+        <w:t xml:space="preserve"/>
       </w:r>
       <w:r>
         <w:rPr>
@@ -1506,7 +1506,7 @@
           <w:color w:val="0070C0"/>
           <w:lang w:val="es-MX"/>
         </w:rPr>
-        <w:t xml:space="preserve">[05:52 - 06:05] </w:t>
+        <w:t xml:space="preserve"/>
       </w:r>
       <w:r>
         <w:rPr>
@@ -1532,7 +1532,7 @@
           <w:color w:val="0070C0"/>
           <w:lang w:val="es-MX"/>
         </w:rPr>
-        <w:t xml:space="preserve">[06:05 - 06:16] </w:t>
+        <w:t xml:space="preserve"/>
       </w:r>
       <w:r>
         <w:rPr>
@@ -1558,7 +1558,7 @@
           <w:color w:val="0070C0"/>
           <w:lang w:val="es-MX"/>
         </w:rPr>
-        <w:t xml:space="preserve">[06:16 - 06:26] </w:t>
+        <w:t xml:space="preserve"/>
       </w:r>
       <w:r>
         <w:rPr>
@@ -1584,7 +1584,7 @@
           <w:color w:val="0070C0"/>
           <w:lang w:val="es-MX"/>
         </w:rPr>
-        <w:t xml:space="preserve">[06:26 - 06:39] </w:t>
+        <w:t xml:space="preserve"/>
       </w:r>
       <w:r>
         <w:rPr>
@@ -1610,7 +1610,7 @@
           <w:color w:val="0070C0"/>
           <w:lang w:val="es-MX"/>
         </w:rPr>
-        <w:t xml:space="preserve">[06:39 - 06:48] </w:t>
+        <w:t xml:space="preserve"/>
       </w:r>
       <w:r>
         <w:rPr>
@@ -1636,7 +1636,7 @@
           <w:color w:val="0070C0"/>
           <w:lang w:val="es-MX"/>
         </w:rPr>
-        <w:t xml:space="preserve">[06:49 - 06:58] </w:t>
+        <w:t xml:space="preserve"/>
       </w:r>
       <w:r>
         <w:rPr>
@@ -1662,7 +1662,7 @@
           <w:color w:val="0070C0"/>
           <w:lang w:val="es-MX"/>
         </w:rPr>
-        <w:t xml:space="preserve">[06:58 - 07:10] </w:t>
+        <w:t xml:space="preserve"/>
       </w:r>
       <w:r>
         <w:rPr>
@@ -1688,7 +1688,7 @@
           <w:color w:val="0070C0"/>
           <w:lang w:val="es-MX"/>
         </w:rPr>
-        <w:t xml:space="preserve">[07:11 - 07:21] </w:t>
+        <w:t xml:space="preserve"/>
       </w:r>
       <w:r>
         <w:rPr>
@@ -1714,7 +1714,7 @@
           <w:color w:val="0070C0"/>
           <w:lang w:val="es-MX"/>
         </w:rPr>
-        <w:t xml:space="preserve">[07:21 - 07:34] </w:t>
+        <w:t xml:space="preserve"/>
       </w:r>
       <w:r>
         <w:rPr>
@@ -1740,7 +1740,7 @@
           <w:color w:val="0070C0"/>
           <w:lang w:val="es-MX"/>
         </w:rPr>
-        <w:t xml:space="preserve">[07:34 - 07:43] </w:t>
+        <w:t xml:space="preserve"/>
       </w:r>
       <w:r>
         <w:rPr>
@@ -1766,7 +1766,7 @@
           <w:color w:val="0070C0"/>
           <w:lang w:val="es-MX"/>
         </w:rPr>
-        <w:t xml:space="preserve">[07:45 - 07:57] </w:t>
+        <w:t xml:space="preserve"/>
       </w:r>
       <w:r>
         <w:rPr>
@@ -1792,7 +1792,7 @@
           <w:color w:val="0070C0"/>
           <w:lang w:val="es-MX"/>
         </w:rPr>
-        <w:t xml:space="preserve">[07:57 - 08:09] </w:t>
+        <w:t xml:space="preserve"/>
       </w:r>
       <w:r>
         <w:rPr>
@@ -1818,7 +1818,7 @@
           <w:color w:val="0070C0"/>
           <w:lang w:val="es-MX"/>
         </w:rPr>
-        <w:t xml:space="preserve">[08:10 - 08:19] </w:t>
+        <w:t xml:space="preserve"/>
       </w:r>
       <w:r>
         <w:rPr>
@@ -1845,7 +1845,7 @@
           <w:lang w:val="es-MX"/>
         </w:rPr>
         <w:lastRenderedPageBreak/>
-        <w:t xml:space="preserve">[08:19 - 08:31] </w:t>
+        <w:t xml:space="preserve"/>
       </w:r>
       <w:r>
         <w:rPr>
@@ -1871,7 +1871,7 @@
           <w:color w:val="0070C0"/>
           <w:lang w:val="es-MX"/>
         </w:rPr>
-        <w:t xml:space="preserve">[08:31 - 08:41] </w:t>
+        <w:t xml:space="preserve"/>
       </w:r>
       <w:r>
         <w:rPr>
@@ -1897,7 +1897,7 @@
           <w:color w:val="0070C0"/>
           <w:lang w:val="es-MX"/>
         </w:rPr>
-        <w:t xml:space="preserve">[08:42 - 08:50] </w:t>
+        <w:t xml:space="preserve"/>
       </w:r>
       <w:r>
         <w:rPr>
@@ -1923,7 +1923,7 @@
           <w:color w:val="0070C0"/>
           <w:lang w:val="es-MX"/>
         </w:rPr>
-        <w:t xml:space="preserve">[08:50 - 08:58] </w:t>
+        <w:t xml:space="preserve"/>
       </w:r>
       <w:r>
         <w:rPr>
@@ -1949,7 +1949,7 @@
           <w:color w:val="0070C0"/>
           <w:lang w:val="es-MX"/>
         </w:rPr>
-        <w:t xml:space="preserve">[08:59 - 09:11] </w:t>
+        <w:t xml:space="preserve"/>
       </w:r>
       <w:r>
         <w:rPr>
@@ -1975,7 +1975,7 @@
           <w:color w:val="0070C0"/>
           <w:lang w:val="es-MX"/>
         </w:rPr>
-        <w:t xml:space="preserve">[09:12 - 09:24] </w:t>
+        <w:t xml:space="preserve"/>
       </w:r>
       <w:r>
         <w:rPr>
@@ -2001,7 +2001,7 @@
           <w:color w:val="0070C0"/>
           <w:lang w:val="es-MX"/>
         </w:rPr>
-        <w:t xml:space="preserve">[09:24 - 09:36] </w:t>
+        <w:t xml:space="preserve"/>
       </w:r>
       <w:r>
         <w:rPr>
@@ -2027,7 +2027,7 @@
           <w:color w:val="0070C0"/>
           <w:lang w:val="es-MX"/>
         </w:rPr>
-        <w:t xml:space="preserve">[09:36 - 09:41] </w:t>
+        <w:t xml:space="preserve"/>
       </w:r>
       <w:r>
         <w:rPr>
@@ -2053,7 +2053,7 @@
           <w:color w:val="0070C0"/>
           <w:lang w:val="es-MX"/>
         </w:rPr>
-        <w:t xml:space="preserve">[09:42 - 09:50] </w:t>
+        <w:t xml:space="preserve"/>
       </w:r>
       <w:r>
         <w:rPr>
@@ -2079,7 +2079,7 @@
           <w:color w:val="0070C0"/>
           <w:lang w:val="es-MX"/>
         </w:rPr>
-        <w:t xml:space="preserve">[09:50 - 10:00] </w:t>
+        <w:t xml:space="preserve"/>
       </w:r>
       <w:r>
         <w:rPr>
@@ -2105,7 +2105,7 @@
           <w:color w:val="0070C0"/>
           <w:lang w:val="es-MX"/>
         </w:rPr>
-        <w:t xml:space="preserve">[10:00 - 10:13] </w:t>
+        <w:t xml:space="preserve"/>
       </w:r>
       <w:r>
         <w:rPr>
@@ -2131,7 +2131,7 @@
           <w:color w:val="0070C0"/>
           <w:lang w:val="es-MX"/>
         </w:rPr>
-        <w:t xml:space="preserve">[10:15 - 10:24] </w:t>
+        <w:t xml:space="preserve"/>
       </w:r>
       <w:r>
         <w:rPr>
@@ -2157,7 +2157,7 @@
           <w:color w:val="0070C0"/>
           <w:lang w:val="es-MX"/>
         </w:rPr>
-        <w:t xml:space="preserve">[10:25 - 10:33] </w:t>
+        <w:t xml:space="preserve"/>
       </w:r>
       <w:r>
         <w:rPr>
@@ -2184,7 +2184,7 @@
           <w:lang w:val="es-MX"/>
         </w:rPr>
         <w:lastRenderedPageBreak/>
-        <w:t xml:space="preserve">[10:33 - 10:41] </w:t>
+        <w:t xml:space="preserve"/>
       </w:r>
       <w:r>
         <w:rPr>
@@ -2210,7 +2210,7 @@
           <w:color w:val="0070C0"/>
           <w:lang w:val="es-MX"/>
         </w:rPr>
-        <w:t xml:space="preserve">[10:42 - 10:54] </w:t>
+        <w:t xml:space="preserve"/>
       </w:r>
       <w:r>
         <w:rPr>
@@ -2236,7 +2236,7 @@
           <w:color w:val="0070C0"/>
           <w:lang w:val="es-MX"/>
         </w:rPr>
-        <w:t xml:space="preserve">[10:54 - 11:05] </w:t>
+        <w:t xml:space="preserve"/>
       </w:r>
       <w:r>
         <w:rPr>
@@ -2262,7 +2262,7 @@
           <w:color w:val="0070C0"/>
           <w:lang w:val="es-MX"/>
         </w:rPr>
-        <w:t xml:space="preserve">[11:09 - 11:21] </w:t>
+        <w:t xml:space="preserve"/>
       </w:r>
       <w:r>
         <w:rPr>
@@ -2288,7 +2288,7 @@
           <w:color w:val="0070C0"/>
           <w:lang w:val="es-MX"/>
         </w:rPr>
-        <w:t xml:space="preserve">[11:21 - 11:33] </w:t>
+        <w:t xml:space="preserve"/>
       </w:r>
       <w:r>
         <w:rPr>
@@ -2314,7 +2314,7 @@
           <w:color w:val="0070C0"/>
           <w:lang w:val="es-MX"/>
         </w:rPr>
-        <w:t xml:space="preserve">[11:33 - 11:45] </w:t>
+        <w:t xml:space="preserve"/>
       </w:r>
       <w:r>
         <w:rPr>
@@ -2340,7 +2340,7 @@
           <w:color w:val="0070C0"/>
           <w:lang w:val="es-MX"/>
         </w:rPr>
-        <w:t xml:space="preserve">[11:46 - 11:58] </w:t>
+        <w:t xml:space="preserve"/>
       </w:r>
       <w:r>
         <w:rPr>
@@ -2366,7 +2366,7 @@
           <w:color w:val="0070C0"/>
           <w:lang w:val="es-MX"/>
         </w:rPr>
-        <w:t xml:space="preserve">[11:58 - 12:08] </w:t>
+        <w:t xml:space="preserve"/>
       </w:r>
       <w:r>
         <w:rPr>
@@ -2392,7 +2392,7 @@
           <w:color w:val="0070C0"/>
           <w:lang w:val="es-MX"/>
         </w:rPr>
-        <w:t xml:space="preserve">[12:09 - 12:21] </w:t>
+        <w:t xml:space="preserve"/>
       </w:r>
       <w:r>
         <w:rPr>
@@ -2418,7 +2418,7 @@
           <w:color w:val="0070C0"/>
           <w:lang w:val="es-MX"/>
         </w:rPr>
-        <w:t xml:space="preserve">[12:22 - 12:29] </w:t>
+        <w:t xml:space="preserve"/>
       </w:r>
       <w:r>
         <w:rPr>
@@ -2476,7 +2476,7 @@
           <w:color w:val="0070C0"/>
           <w:lang w:val="es-MX"/>
         </w:rPr>
-        <w:t xml:space="preserve">[12:31 - 12:41] </w:t>
+        <w:t xml:space="preserve"/>
       </w:r>
       <w:r>
         <w:rPr>
@@ -2503,7 +2503,7 @@
           <w:lang w:val="es-MX"/>
         </w:rPr>
         <w:lastRenderedPageBreak/>
-        <w:t xml:space="preserve">[12:41 - 12:50] </w:t>
+        <w:t xml:space="preserve"/>
       </w:r>
       <w:r>
         <w:rPr>
@@ -2529,7 +2529,7 @@
           <w:color w:val="0070C0"/>
           <w:lang w:val="es-MX"/>
         </w:rPr>
-        <w:t xml:space="preserve">[12:50 - 12:56] </w:t>
+        <w:t xml:space="preserve"/>
       </w:r>
       <w:r>
         <w:rPr>
@@ -2555,7 +2555,7 @@
           <w:color w:val="0070C0"/>
           <w:lang w:val="es-MX"/>
         </w:rPr>
-        <w:t xml:space="preserve">[12:56 - 13:07] </w:t>
+        <w:t xml:space="preserve"/>
       </w:r>
       <w:r>
         <w:rPr>
@@ -2581,7 +2581,7 @@
           <w:color w:val="0070C0"/>
           <w:lang w:val="es-MX"/>
         </w:rPr>
-        <w:t xml:space="preserve">[13:08 - 13:14] </w:t>
+        <w:t xml:space="preserve"/>
       </w:r>
       <w:r>
         <w:rPr>
@@ -2641,7 +2641,7 @@
           <w:color w:val="0070C0"/>
           <w:lang w:val="es-MX"/>
         </w:rPr>
-        <w:t xml:space="preserve">[13:14 - 13:18] </w:t>
+        <w:t xml:space="preserve"/>
       </w:r>
       <w:r>
         <w:rPr>
@@ -2667,7 +2667,7 @@
           <w:color w:val="0070C0"/>
           <w:lang w:val="es-MX"/>
         </w:rPr>
-        <w:t xml:space="preserve">[13:18 - 13:29] </w:t>
+        <w:t xml:space="preserve"/>
       </w:r>
       <w:r>
         <w:rPr>
@@ -2693,7 +2693,7 @@
           <w:color w:val="0070C0"/>
           <w:lang w:val="es-MX"/>
         </w:rPr>
-        <w:t xml:space="preserve">[13:29 - 13:42] </w:t>
+        <w:t xml:space="preserve"/>
       </w:r>
       <w:r>
         <w:rPr>
@@ -2719,7 +2719,7 @@
           <w:color w:val="0070C0"/>
           <w:lang w:val="es-MX"/>
         </w:rPr>
-        <w:t xml:space="preserve">[13:43 - 13:52] </w:t>
+        <w:t xml:space="preserve"/>
       </w:r>
       <w:r>
         <w:rPr>
@@ -2745,7 +2745,7 @@
           <w:color w:val="0070C0"/>
           <w:lang w:val="es-MX"/>
         </w:rPr>
-        <w:t xml:space="preserve">[13:54 - 14:06] </w:t>
+        <w:t xml:space="preserve"/>
       </w:r>
       <w:r>
         <w:rPr>
@@ -2771,7 +2771,7 @@
           <w:color w:val="0070C0"/>
           <w:lang w:val="es-MX"/>
         </w:rPr>
-        <w:t xml:space="preserve">[14:08 - 14:16] </w:t>
+        <w:t xml:space="preserve"/>
       </w:r>
       <w:r>
         <w:rPr>
@@ -2797,7 +2797,7 @@
           <w:color w:val="0070C0"/>
           <w:lang w:val="es-MX"/>
         </w:rPr>
-        <w:t xml:space="preserve">[14:16 - 14:29] </w:t>
+        <w:t xml:space="preserve"/>
       </w:r>
       <w:r>
         <w:rPr>
@@ -2823,7 +2823,7 @@
           <w:color w:val="0070C0"/>
           <w:lang w:val="es-MX"/>
         </w:rPr>
-        <w:t xml:space="preserve">[14:29 - 14:41] </w:t>
+        <w:t xml:space="preserve"/>
       </w:r>
       <w:r>
         <w:rPr>
@@ -2849,7 +2849,7 @@
           <w:color w:val="0070C0"/>
           <w:lang w:val="es-MX"/>
         </w:rPr>
-        <w:t xml:space="preserve">[14:41 - 14:54] </w:t>
+        <w:t xml:space="preserve"/>
       </w:r>
       <w:r>
         <w:rPr>
@@ -2876,7 +2876,7 @@
           <w:lang w:val="es-MX"/>
         </w:rPr>
         <w:lastRenderedPageBreak/>
-        <w:t xml:space="preserve">[14:54 - 15:06] </w:t>
+        <w:t xml:space="preserve"/>
       </w:r>
       <w:r>
         <w:rPr>
@@ -2936,7 +2936,7 @@
           <w:color w:val="0070C0"/>
           <w:lang w:val="es-MX"/>
         </w:rPr>
-        <w:t xml:space="preserve">[15:06 - 15:11] </w:t>
+        <w:t xml:space="preserve"/>
       </w:r>
       <w:r>
         <w:rPr>
@@ -2962,7 +2962,7 @@
           <w:color w:val="0070C0"/>
           <w:lang w:val="es-MX"/>
         </w:rPr>
-        <w:t xml:space="preserve">[15:12 - 15:18] </w:t>
+        <w:t xml:space="preserve"/>
       </w:r>
       <w:r>
         <w:rPr>
@@ -3022,7 +3022,7 @@
           <w:color w:val="0070C0"/>
           <w:lang w:val="es-MX"/>
         </w:rPr>
-        <w:t xml:space="preserve">[15:20 - 15:31] </w:t>
+        <w:t xml:space="preserve"/>
       </w:r>
       <w:r>
         <w:rPr>
@@ -3048,7 +3048,7 @@
           <w:color w:val="0070C0"/>
           <w:lang w:val="es-MX"/>
         </w:rPr>
-        <w:t xml:space="preserve">[15:31 - 15:43] </w:t>
+        <w:t xml:space="preserve"/>
       </w:r>
       <w:r>
         <w:rPr>
@@ -3074,7 +3074,7 @@
           <w:color w:val="0070C0"/>
           <w:lang w:val="es-MX"/>
         </w:rPr>
-        <w:t xml:space="preserve">[15:43 - 15:54] </w:t>
+        <w:t xml:space="preserve"/>
       </w:r>
       <w:r>
         <w:rPr>
@@ -3100,7 +3100,7 @@
           <w:color w:val="0070C0"/>
           <w:lang w:val="es-MX"/>
         </w:rPr>
-        <w:t xml:space="preserve">[15:55 - 16:06] </w:t>
+        <w:t xml:space="preserve"/>
       </w:r>
       <w:r>
         <w:rPr>
@@ -3126,7 +3126,7 @@
           <w:color w:val="0070C0"/>
           <w:lang w:val="es-MX"/>
         </w:rPr>
-        <w:t xml:space="preserve">[16:06 - 16:16] </w:t>
+        <w:t xml:space="preserve"/>
       </w:r>
       <w:r>
         <w:rPr>
@@ -3152,7 +3152,7 @@
           <w:color w:val="0070C0"/>
           <w:lang w:val="es-MX"/>
         </w:rPr>
-        <w:t xml:space="preserve">[16:16 - 16:29] </w:t>
+        <w:t xml:space="preserve"/>
       </w:r>
       <w:r>
         <w:rPr>
@@ -3178,7 +3178,7 @@
           <w:color w:val="0070C0"/>
           <w:lang w:val="es-MX"/>
         </w:rPr>
-        <w:t xml:space="preserve">[16:30 - 16:38] </w:t>
+        <w:t xml:space="preserve"/>
       </w:r>
       <w:r>
         <w:rPr>
@@ -3204,7 +3204,7 @@
           <w:color w:val="0070C0"/>
           <w:lang w:val="es-MX"/>
         </w:rPr>
-        <w:t xml:space="preserve">[16:40 - 16:48] </w:t>
+        <w:t xml:space="preserve"/>
       </w:r>
       <w:r>
         <w:rPr>
@@ -3230,7 +3230,7 @@
           <w:color w:val="0070C0"/>
           <w:lang w:val="es-MX"/>
         </w:rPr>
-        <w:t xml:space="preserve">[16:51 - 17:03] </w:t>
+        <w:t xml:space="preserve"/>
       </w:r>
       <w:r>
         <w:rPr>
@@ -3257,7 +3257,7 @@
           <w:lang w:val="es-MX"/>
         </w:rPr>
         <w:lastRenderedPageBreak/>
-        <w:t xml:space="preserve">[17:06 - 17:16] </w:t>
+        <w:t xml:space="preserve"/>
       </w:r>
       <w:r>
         <w:rPr>
@@ -3317,7 +3317,7 @@
           <w:color w:val="0070C0"/>
           <w:lang w:val="es-MX"/>
         </w:rPr>
-        <w:t xml:space="preserve">[17:17 - 17:29] </w:t>
+        <w:t xml:space="preserve"/>
       </w:r>
       <w:r>
         <w:rPr>
@@ -3343,7 +3343,7 @@
           <w:color w:val="0070C0"/>
           <w:lang w:val="es-MX"/>
         </w:rPr>
-        <w:t xml:space="preserve">[17:29 - 17:38] </w:t>
+        <w:t xml:space="preserve"/>
       </w:r>
       <w:r>
         <w:rPr>
@@ -3369,7 +3369,7 @@
           <w:color w:val="0070C0"/>
           <w:lang w:val="es-MX"/>
         </w:rPr>
-        <w:t xml:space="preserve">[17:39 - 17:42] </w:t>
+        <w:t xml:space="preserve"/>
       </w:r>
       <w:r>
         <w:rPr>
@@ -3429,7 +3429,7 @@
           <w:color w:val="0070C0"/>
           <w:lang w:val="es-MX"/>
         </w:rPr>
-        <w:t xml:space="preserve">[17:44 - 17:56] </w:t>
+        <w:t xml:space="preserve"/>
       </w:r>
       <w:r>
         <w:rPr>
@@ -3455,7 +3455,7 @@
           <w:color w:val="0070C0"/>
           <w:lang w:val="es-MX"/>
         </w:rPr>
-        <w:t xml:space="preserve">[17:56 - 18:09] </w:t>
+        <w:t xml:space="preserve"/>
       </w:r>
       <w:r>
         <w:rPr>
@@ -3481,7 +3481,7 @@
           <w:color w:val="0070C0"/>
           <w:lang w:val="es-MX"/>
         </w:rPr>
-        <w:t xml:space="preserve">[18:09 - 18:21] </w:t>
+        <w:t xml:space="preserve"/>
       </w:r>
       <w:r>
         <w:rPr>
@@ -3507,7 +3507,7 @@
           <w:color w:val="0070C0"/>
           <w:lang w:val="es-MX"/>
         </w:rPr>
-        <w:t xml:space="preserve">[18:22 - 18:30] </w:t>
+        <w:t xml:space="preserve"/>
       </w:r>
       <w:r>
         <w:rPr>
@@ -3533,7 +3533,7 @@
           <w:color w:val="0070C0"/>
           <w:lang w:val="es-MX"/>
         </w:rPr>
-        <w:t xml:space="preserve">[18:30 - 18:42] </w:t>
+        <w:t xml:space="preserve"/>
       </w:r>
       <w:r>
         <w:rPr>
@@ -3559,7 +3559,7 @@
           <w:color w:val="0070C0"/>
           <w:lang w:val="es-MX"/>
         </w:rPr>
-        <w:t xml:space="preserve">[18:42 - 18:55] </w:t>
+        <w:t xml:space="preserve"/>
       </w:r>
       <w:r>
         <w:rPr>
@@ -3585,7 +3585,7 @@
           <w:color w:val="0070C0"/>
           <w:lang w:val="es-MX"/>
         </w:rPr>
-        <w:t xml:space="preserve">[18:55 - 19:07] </w:t>
+        <w:t xml:space="preserve"/>
       </w:r>
       <w:r>
         <w:rPr>
@@ -3612,7 +3612,7 @@
           <w:lang w:val="es-MX"/>
         </w:rPr>
         <w:lastRenderedPageBreak/>
-        <w:t xml:space="preserve">[19:07 - 19:20] </w:t>
+        <w:t xml:space="preserve"/>
       </w:r>
       <w:r>
         <w:rPr>
@@ -3638,7 +3638,7 @@
           <w:color w:val="0070C0"/>
           <w:lang w:val="es-MX"/>
         </w:rPr>
-        <w:t xml:space="preserve">[19:20 - 19:32] </w:t>
+        <w:t xml:space="preserve"/>
       </w:r>
       <w:r>
         <w:rPr>
@@ -3664,7 +3664,7 @@
           <w:color w:val="0070C0"/>
           <w:lang w:val="es-MX"/>
         </w:rPr>
-        <w:t xml:space="preserve">[19:32 - 19:44] </w:t>
+        <w:t xml:space="preserve"/>
       </w:r>
       <w:r>
         <w:rPr>
@@ -3690,7 +3690,7 @@
           <w:color w:val="0070C0"/>
           <w:lang w:val="es-MX"/>
         </w:rPr>
-        <w:t xml:space="preserve">[19:44 - 19:57] </w:t>
+        <w:t xml:space="preserve"/>
       </w:r>
       <w:r>
         <w:rPr>
@@ -3716,7 +3716,7 @@
           <w:color w:val="0070C0"/>
           <w:lang w:val="es-MX"/>
         </w:rPr>
-        <w:t xml:space="preserve">[19:57 - 20:09] </w:t>
+        <w:t xml:space="preserve"/>
       </w:r>
       <w:r>
         <w:rPr>
@@ -3742,7 +3742,7 @@
           <w:color w:val="0070C0"/>
           <w:lang w:val="es-MX"/>
         </w:rPr>
-        <w:t xml:space="preserve">[20:11 - 20:23] </w:t>
+        <w:t xml:space="preserve"/>
       </w:r>
       <w:r>
         <w:rPr>
@@ -3768,7 +3768,7 @@
           <w:color w:val="0070C0"/>
           <w:lang w:val="es-MX"/>
         </w:rPr>
-        <w:t xml:space="preserve">[20:23 - 20:34] </w:t>
+        <w:t xml:space="preserve"/>
       </w:r>
       <w:r>
         <w:rPr>
@@ -3794,7 +3794,7 @@
           <w:color w:val="0070C0"/>
           <w:lang w:val="es-MX"/>
         </w:rPr>
-        <w:t xml:space="preserve">[20:34 - 20:47] </w:t>
+        <w:t xml:space="preserve"/>
       </w:r>
       <w:r>
         <w:rPr>
@@ -3820,7 +3820,7 @@
           <w:color w:val="0070C0"/>
           <w:lang w:val="es-MX"/>
         </w:rPr>
-        <w:t xml:space="preserve">[20:47 - 21:00] </w:t>
+        <w:t xml:space="preserve"/>
       </w:r>
       <w:r>
         <w:rPr>
@@ -3846,7 +3846,7 @@
           <w:color w:val="0070C0"/>
           <w:lang w:val="es-MX"/>
         </w:rPr>
-        <w:t xml:space="preserve">[21:00 - 21:03] </w:t>
+        <w:t xml:space="preserve"/>
       </w:r>
       <w:r>
         <w:rPr>
@@ -3904,7 +3904,7 @@
           <w:color w:val="0070C0"/>
           <w:lang w:val="es-MX"/>
         </w:rPr>
-        <w:t xml:space="preserve">[21:03 - 21:14] </w:t>
+        <w:t xml:space="preserve"/>
       </w:r>
       <w:r>
         <w:rPr>
@@ -3931,7 +3931,7 @@
           <w:lang w:val="es-MX"/>
         </w:rPr>
         <w:lastRenderedPageBreak/>
-        <w:t xml:space="preserve">[21:14 - 21:19] </w:t>
+        <w:t xml:space="preserve"/>
       </w:r>
       <w:r>
         <w:rPr>
@@ -3989,7 +3989,7 @@
           <w:color w:val="0070C0"/>
           <w:lang w:val="es-MX"/>
         </w:rPr>
-        <w:t xml:space="preserve">[21:20 - 21:33] </w:t>
+        <w:t xml:space="preserve"/>
       </w:r>
       <w:r>
         <w:rPr>
@@ -4015,7 +4015,7 @@
           <w:color w:val="0070C0"/>
           <w:lang w:val="es-MX"/>
         </w:rPr>
-        <w:t xml:space="preserve">[21:33 - 21:46] </w:t>
+        <w:t xml:space="preserve"/>
       </w:r>
       <w:r>
         <w:rPr>
@@ -4041,7 +4041,7 @@
           <w:color w:val="0070C0"/>
           <w:lang w:val="es-MX"/>
         </w:rPr>
-        <w:t xml:space="preserve">[21:46 - 21:58] </w:t>
+        <w:t xml:space="preserve"/>
       </w:r>
       <w:r>
         <w:rPr>
@@ -4067,7 +4067,7 @@
           <w:color w:val="0070C0"/>
           <w:lang w:val="es-MX"/>
         </w:rPr>
-        <w:t xml:space="preserve">[21:58 - 22:10] </w:t>
+        <w:t xml:space="preserve"/>
       </w:r>
       <w:r>
         <w:rPr>
@@ -4093,7 +4093,7 @@
           <w:color w:val="0070C0"/>
           <w:lang w:val="es-MX"/>
         </w:rPr>
-        <w:t xml:space="preserve">[22:11 - 22:23] </w:t>
+        <w:t xml:space="preserve"/>
       </w:r>
       <w:r>
         <w:rPr>
@@ -4119,7 +4119,7 @@
           <w:color w:val="0070C0"/>
           <w:lang w:val="es-MX"/>
         </w:rPr>
-        <w:t xml:space="preserve">[22:23 - 22:36] </w:t>
+        <w:t xml:space="preserve"/>
       </w:r>
       <w:r>
         <w:rPr>
@@ -4145,7 +4145,7 @@
           <w:color w:val="0070C0"/>
           <w:lang w:val="es-MX"/>
         </w:rPr>
-        <w:t xml:space="preserve">[22:36 - 22:49] </w:t>
+        <w:t xml:space="preserve"/>
       </w:r>
       <w:r>
         <w:rPr>
@@ -4171,7 +4171,7 @@
           <w:color w:val="0070C0"/>
           <w:lang w:val="es-MX"/>
         </w:rPr>
-        <w:t xml:space="preserve">[22:49 - 23:01] </w:t>
+        <w:t xml:space="preserve"/>
       </w:r>
       <w:r>
         <w:rPr>
@@ -4197,7 +4197,7 @@
           <w:color w:val="0070C0"/>
           <w:lang w:val="es-MX"/>
         </w:rPr>
-        <w:t xml:space="preserve">[23:02 - 23:14] </w:t>
+        <w:t xml:space="preserve"/>
       </w:r>
       <w:r>
         <w:rPr>
@@ -4223,7 +4223,7 @@
           <w:color w:val="0070C0"/>
           <w:lang w:val="es-MX"/>
         </w:rPr>
-        <w:t xml:space="preserve">[23:14 - 23:26] </w:t>
+        <w:t xml:space="preserve"/>
       </w:r>
       <w:r>
         <w:rPr>
@@ -4250,7 +4250,7 @@
           <w:lang w:val="es-MX"/>
         </w:rPr>
         <w:lastRenderedPageBreak/>
-        <w:t xml:space="preserve">[23:28 - 23:32] </w:t>
+        <w:t xml:space="preserve"/>
       </w:r>
       <w:r>
         <w:rPr>
@@ -4308,7 +4308,7 @@
           <w:color w:val="0070C0"/>
           <w:lang w:val="es-MX"/>
         </w:rPr>
-        <w:t xml:space="preserve">[23:36 - 23:49] </w:t>
+        <w:t xml:space="preserve"/>
       </w:r>
       <w:r>
         <w:rPr>
@@ -4334,7 +4334,7 @@
           <w:color w:val="0070C0"/>
           <w:lang w:val="es-MX"/>
         </w:rPr>
-        <w:t xml:space="preserve">[23:49 - 24:01] </w:t>
+        <w:t xml:space="preserve"/>
       </w:r>
       <w:r>
         <w:rPr>
@@ -4360,7 +4360,7 @@
           <w:color w:val="0070C0"/>
           <w:lang w:val="es-MX"/>
         </w:rPr>
-        <w:t xml:space="preserve">[24:04 - 24:26] </w:t>
+        <w:t xml:space="preserve"/>
       </w:r>
       <w:r>
         <w:rPr>
@@ -4418,7 +4418,7 @@
           <w:color w:val="0070C0"/>
           <w:lang w:val="es-MX"/>
         </w:rPr>
-        <w:t xml:space="preserve">[24:27 - 24:51] </w:t>
+        <w:t xml:space="preserve"/>
       </w:r>
       <w:r>
         <w:rPr>
@@ -4444,7 +4444,7 @@
           <w:color w:val="0070C0"/>
           <w:lang w:val="es-MX"/>
         </w:rPr>
-        <w:t xml:space="preserve">[24:51 - 24:55] </w:t>
+        <w:t xml:space="preserve"/>
       </w:r>
       <w:r>
         <w:rPr>
@@ -4470,7 +4470,7 @@
           <w:color w:val="0070C0"/>
           <w:lang w:val="es-MX"/>
         </w:rPr>
-        <w:t xml:space="preserve">[24:56 - 25:08] </w:t>
+        <w:t xml:space="preserve"/>
       </w:r>
       <w:r>
         <w:rPr>
@@ -4496,7 +4496,7 @@
           <w:color w:val="0070C0"/>
           <w:lang w:val="es-MX"/>
         </w:rPr>
-        <w:t xml:space="preserve">[25:08 - 25:26] </w:t>
+        <w:t xml:space="preserve"/>
       </w:r>
       <w:r>
         <w:rPr>
@@ -4522,7 +4522,7 @@
           <w:color w:val="0070C0"/>
           <w:lang w:val="es-MX"/>
         </w:rPr>
-        <w:t xml:space="preserve">[25:27 - 25:56] </w:t>
+        <w:t xml:space="preserve"/>
       </w:r>
       <w:r>
         <w:rPr>
@@ -4557,7 +4557,7 @@
           <w:color w:val="0070C0"/>
           <w:lang w:val="es-MX"/>
         </w:rPr>
-        <w:t xml:space="preserve">[25:56 - 26:22] </w:t>
+        <w:t xml:space="preserve"/>
       </w:r>
       <w:r>
         <w:rPr>
@@ -4583,7 +4583,7 @@
           <w:color w:val="0070C0"/>
           <w:lang w:val="es-MX"/>
         </w:rPr>
-        <w:t xml:space="preserve">[26:23 - 26:26] </w:t>
+        <w:t xml:space="preserve"/>
       </w:r>
       <w:r>
         <w:rPr>
@@ -4609,7 +4609,7 @@
           <w:color w:val="0070C0"/>
           <w:lang w:val="es-MX"/>
         </w:rPr>
-        <w:t xml:space="preserve">[26:26 - 26:48] </w:t>
+        <w:t xml:space="preserve"/>
       </w:r>
       <w:r>
         <w:rPr>
@@ -4635,7 +4635,7 @@
           <w:color w:val="0070C0"/>
           <w:lang w:val="es-MX"/>
         </w:rPr>
-        <w:t xml:space="preserve">[26:48 - 26:56] </w:t>
+        <w:t xml:space="preserve"/>
       </w:r>
       <w:r>
         <w:rPr>
@@ -4661,7 +4661,7 @@
           <w:color w:val="0070C0"/>
           <w:lang w:val="es-MX"/>
         </w:rPr>
-        <w:t xml:space="preserve">[26:56 - 27:07] </w:t>
+        <w:t xml:space="preserve"/>
       </w:r>
       <w:r>
         <w:rPr>
@@ -4719,7 +4719,7 @@
           <w:color w:val="0070C0"/>
           <w:lang w:val="es-MX"/>
         </w:rPr>
-        <w:t xml:space="preserve">[27:07 - 27:20] </w:t>
+        <w:t xml:space="preserve"/>
       </w:r>
       <w:r>
         <w:rPr>
@@ -4745,7 +4745,7 @@
           <w:color w:val="0070C0"/>
           <w:lang w:val="es-MX"/>
         </w:rPr>
-        <w:t xml:space="preserve">[27:20 - 27:29] </w:t>
+        <w:t xml:space="preserve"/>
       </w:r>
       <w:r>
         <w:rPr>
@@ -4803,7 +4803,7 @@
           <w:color w:val="0070C0"/>
           <w:lang w:val="es-MX"/>
         </w:rPr>
-        <w:t xml:space="preserve">[27:30 - 27:39] </w:t>
+        <w:t xml:space="preserve"/>
       </w:r>
       <w:r>
         <w:rPr>
@@ -4829,7 +4829,7 @@
           <w:color w:val="0070C0"/>
           <w:lang w:val="es-MX"/>
         </w:rPr>
-        <w:t xml:space="preserve">[27:41 - 27:51] </w:t>
+        <w:t xml:space="preserve"/>
       </w:r>
       <w:r>
         <w:rPr>
@@ -4856,7 +4856,7 @@
           <w:lang w:val="es-MX"/>
         </w:rPr>
         <w:lastRenderedPageBreak/>
-        <w:t xml:space="preserve">[27:52 - 28:05] </w:t>
+        <w:t xml:space="preserve"/>
       </w:r>
       <w:r>
         <w:rPr>
@@ -4882,7 +4882,7 @@
           <w:color w:val="0070C0"/>
           <w:lang w:val="es-MX"/>
         </w:rPr>
-        <w:t xml:space="preserve">[28:05 - 28:16] </w:t>
+        <w:t xml:space="preserve"/>
       </w:r>
       <w:r>
         <w:rPr>
@@ -4908,7 +4908,7 @@
           <w:color w:val="0070C0"/>
           <w:lang w:val="es-MX"/>
         </w:rPr>
-        <w:t xml:space="preserve">[28:16 - 28:25] </w:t>
+        <w:t xml:space="preserve"/>
       </w:r>
       <w:r>
         <w:rPr>
@@ -4934,7 +4934,7 @@
           <w:color w:val="0070C0"/>
           <w:lang w:val="es-MX"/>
         </w:rPr>
-        <w:t xml:space="preserve">[28:27 - 28:39] </w:t>
+        <w:t xml:space="preserve"/>
       </w:r>
       <w:r>
         <w:rPr>
@@ -4960,7 +4960,7 @@
           <w:color w:val="0070C0"/>
           <w:lang w:val="es-MX"/>
         </w:rPr>
-        <w:t xml:space="preserve">[28:40 - 28:51] </w:t>
+        <w:t xml:space="preserve"/>
       </w:r>
       <w:r>
         <w:rPr>
@@ -4986,7 +4986,7 @@
           <w:color w:val="0070C0"/>
           <w:lang w:val="es-MX"/>
         </w:rPr>
-        <w:t xml:space="preserve">[28:51 - 29:03] </w:t>
+        <w:t xml:space="preserve"/>
       </w:r>
       <w:r>
         <w:rPr>
@@ -5012,7 +5012,7 @@
           <w:color w:val="0070C0"/>
           <w:lang w:val="es-MX"/>
         </w:rPr>
-        <w:t xml:space="preserve">[29:04 - 29:11] </w:t>
+        <w:t xml:space="preserve"/>
       </w:r>
       <w:r>
         <w:rPr>
@@ -5038,7 +5038,7 @@
           <w:color w:val="0070C0"/>
           <w:lang w:val="es-MX"/>
         </w:rPr>
-        <w:t xml:space="preserve">[29:12 - 29:24] </w:t>
+        <w:t xml:space="preserve"/>
       </w:r>
       <w:r>
         <w:rPr>
@@ -5064,7 +5064,7 @@
           <w:color w:val="0070C0"/>
           <w:lang w:val="es-MX"/>
         </w:rPr>
-        <w:t xml:space="preserve">[29:25 - 29:33] </w:t>
+        <w:t xml:space="preserve"/>
       </w:r>
       <w:r>
         <w:rPr>
@@ -5122,7 +5122,7 @@
           <w:color w:val="0070C0"/>
           <w:lang w:val="es-MX"/>
         </w:rPr>
-        <w:t xml:space="preserve">[29:35 - 29:50] </w:t>
+        <w:t xml:space="preserve"/>
       </w:r>
       <w:r>
         <w:rPr>
@@ -5148,7 +5148,7 @@
           <w:color w:val="0070C0"/>
           <w:lang w:val="es-MX"/>
         </w:rPr>
-        <w:t xml:space="preserve">[29:50 - 29:58] </w:t>
+        <w:t xml:space="preserve"/>
       </w:r>
       <w:r>
         <w:rPr>
@@ -5174,7 +5174,7 @@
           <w:color w:val="0070C0"/>
           <w:lang w:val="es-MX"/>
         </w:rPr>
-        <w:t xml:space="preserve">[29:58 - 30:09] </w:t>
+        <w:t xml:space="preserve"/>
       </w:r>
       <w:r>
         <w:rPr>
@@ -5232,7 +5232,7 @@
           <w:color w:val="0070C0"/>
           <w:lang w:val="es-MX"/>
         </w:rPr>
-        <w:t xml:space="preserve">[30:10 - 30:19] </w:t>
+        <w:t xml:space="preserve"/>
       </w:r>
       <w:r>
         <w:rPr>
@@ -5258,7 +5258,7 @@
           <w:color w:val="0070C0"/>
           <w:lang w:val="es-MX"/>
         </w:rPr>
-        <w:t xml:space="preserve">[30:20 - 30:32] </w:t>
+        <w:t xml:space="preserve"/>
       </w:r>
       <w:r>
         <w:rPr>
@@ -5284,7 +5284,7 @@
           <w:color w:val="0070C0"/>
           <w:lang w:val="es-MX"/>
         </w:rPr>
-        <w:t xml:space="preserve">[30:34 - 30:45] </w:t>
+        <w:t xml:space="preserve"/>
       </w:r>
       <w:r>
         <w:rPr>
@@ -5310,7 +5310,7 @@
           <w:color w:val="0070C0"/>
           <w:lang w:val="es-MX"/>
         </w:rPr>
-        <w:t xml:space="preserve">[30:46 - 30:50] </w:t>
+        <w:t xml:space="preserve"/>
       </w:r>
       <w:r>
         <w:rPr>
@@ -5336,7 +5336,7 @@
           <w:color w:val="0070C0"/>
           <w:lang w:val="es-MX"/>
         </w:rPr>
-        <w:t xml:space="preserve">[30:53 - 31:04] </w:t>
+        <w:t xml:space="preserve"/>
       </w:r>
       <w:r>
         <w:rPr>
@@ -5362,7 +5362,7 @@
           <w:color w:val="0070C0"/>
           <w:lang w:val="es-MX"/>
         </w:rPr>
-        <w:t xml:space="preserve">[31:07 - 31:19] </w:t>
+        <w:t xml:space="preserve"/>
       </w:r>
       <w:r>
         <w:rPr>
@@ -5388,7 +5388,7 @@
           <w:color w:val="0070C0"/>
           <w:lang w:val="es-MX"/>
         </w:rPr>
-        <w:t xml:space="preserve">[31:19 - 31:31] </w:t>
+        <w:t xml:space="preserve"/>
       </w:r>
       <w:r>
         <w:rPr>
@@ -5414,7 +5414,7 @@
           <w:color w:val="0070C0"/>
           <w:lang w:val="es-MX"/>
         </w:rPr>
-        <w:t xml:space="preserve">[31:32 - 31:42] </w:t>
+        <w:t xml:space="preserve"/>
       </w:r>
       <w:r>
         <w:rPr>
@@ -5440,7 +5440,7 @@
           <w:color w:val="0070C0"/>
           <w:lang w:val="es-MX"/>
         </w:rPr>
-        <w:t xml:space="preserve">[31:43 - 31:56] </w:t>
+        <w:t xml:space="preserve"/>
       </w:r>
       <w:r>
         <w:rPr>
@@ -5466,7 +5466,7 @@
           <w:color w:val="0070C0"/>
           <w:lang w:val="es-MX"/>
         </w:rPr>
-        <w:t xml:space="preserve">[31:56 - 32:07] </w:t>
+        <w:t xml:space="preserve"/>
       </w:r>
       <w:r>
         <w:rPr>
@@ -5492,7 +5492,7 @@
           <w:color w:val="0070C0"/>
           <w:lang w:val="es-MX"/>
         </w:rPr>
-        <w:t xml:space="preserve">[32:07 - 32:19] </w:t>
+        <w:t xml:space="preserve"/>
       </w:r>
       <w:r>
         <w:rPr>
@@ -5518,7 +5518,7 @@
           <w:color w:val="0070C0"/>
           <w:lang w:val="es-MX"/>
         </w:rPr>
-        <w:t xml:space="preserve">[32:19 - 32:30] </w:t>
+        <w:t xml:space="preserve"/>
       </w:r>
       <w:r>
         <w:rPr>
@@ -5544,7 +5544,7 @@
           <w:color w:val="0070C0"/>
           <w:lang w:val="es-MX"/>
         </w:rPr>
-        <w:t xml:space="preserve">[32:31 - 32:42] </w:t>
+        <w:t xml:space="preserve"/>
       </w:r>
       <w:r>
         <w:rPr>
@@ -5570,15 +5570,15 @@
           <w:color w:val="0070C0"/>
           <w:lang w:val="es-MX"/>
         </w:rPr>
-        <w:t>[32:42 - 32:54]</w:t>
-      </w:r>
-      <w:r>
-        <w:rPr>
-          <w:rFonts w:eastAsia="Aptos" w:cs="Aptos"/>
-          <w:color w:val="000000" w:themeColor="text1"/>
-          <w:lang w:val="es-MX"/>
-        </w:rPr>
-        <w:t xml:space="preserve"> de los webinars en colaboración con los libros de divulgación en español, puede que se haya ido generando ahí un proceso pero hasta ahora hemos visto que llegan</w:t>
+        <w:t/>
+      </w:r>
+      <w:r>
+        <w:rPr>
+          <w:rFonts w:eastAsia="Aptos" w:cs="Aptos"/>
+          <w:color w:val="000000" w:themeColor="text1"/>
+          <w:lang w:val="es-MX"/>
+        </w:rPr>
+        <w:t xml:space="preserve">de los webinars en colaboración con los libros de divulgación en español, puede que se haya ido generando ahí un proceso pero hasta ahora hemos visto que llegan</w:t>
       </w:r>
     </w:p>
     <w:p>
@@ -5597,7 +5597,7 @@
           <w:lang w:val="es-MX"/>
         </w:rPr>
         <w:lastRenderedPageBreak/>
-        <w:t xml:space="preserve">[32:54 - 33:05] </w:t>
+        <w:t xml:space="preserve"/>
       </w:r>
       <w:r>
         <w:rPr>
@@ -5623,7 +5623,7 @@
           <w:color w:val="0070C0"/>
           <w:lang w:val="es-MX"/>
         </w:rPr>
-        <w:t xml:space="preserve">[33:06 - 33:19] </w:t>
+        <w:t xml:space="preserve"/>
       </w:r>
       <w:r>
         <w:rPr>
@@ -5649,7 +5649,7 @@
           <w:color w:val="0070C0"/>
           <w:lang w:val="es-MX"/>
         </w:rPr>
-        <w:t xml:space="preserve">[33:19 - 33:31] </w:t>
+        <w:t xml:space="preserve"/>
       </w:r>
       <w:r>
         <w:rPr>
@@ -5675,7 +5675,7 @@
           <w:color w:val="0070C0"/>
           <w:lang w:val="es-MX"/>
         </w:rPr>
-        <w:t xml:space="preserve">[33:32 - 33:40] </w:t>
+        <w:t xml:space="preserve"/>
       </w:r>
       <w:r>
         <w:rPr>
@@ -5733,7 +5733,7 @@
           <w:color w:val="0070C0"/>
           <w:lang w:val="es-MX"/>
         </w:rPr>
-        <w:t xml:space="preserve">[33:40 - 33:53] </w:t>
+        <w:t xml:space="preserve"/>
       </w:r>
       <w:r>
         <w:rPr>
@@ -5791,7 +5791,7 @@
           <w:color w:val="0070C0"/>
           <w:lang w:val="es-MX"/>
         </w:rPr>
-        <w:t xml:space="preserve">[33:55 - 34:08] </w:t>
+        <w:t xml:space="preserve"/>
       </w:r>
       <w:r>
         <w:rPr>
@@ -5817,7 +5817,7 @@
           <w:color w:val="0070C0"/>
           <w:lang w:val="es-MX"/>
         </w:rPr>
-        <w:t xml:space="preserve">[34:08 - 34:20] </w:t>
+        <w:t xml:space="preserve"/>
       </w:r>
       <w:r>
         <w:rPr>
@@ -5843,7 +5843,7 @@
           <w:color w:val="0070C0"/>
           <w:lang w:val="es-MX"/>
         </w:rPr>
-        <w:t xml:space="preserve">[34:20 - 34:32] </w:t>
+        <w:t xml:space="preserve"/>
       </w:r>
       <w:r>
         <w:rPr>
@@ -5869,7 +5869,7 @@
           <w:color w:val="0070C0"/>
           <w:lang w:val="es-MX"/>
         </w:rPr>
-        <w:t xml:space="preserve">[34:32 - 34:45] </w:t>
+        <w:t xml:space="preserve"/>
       </w:r>
       <w:r>
         <w:rPr>
@@ -5895,7 +5895,7 @@
           <w:color w:val="0070C0"/>
           <w:lang w:val="es-MX"/>
         </w:rPr>
-        <w:t xml:space="preserve">[34:45 - 34:56] </w:t>
+        <w:t xml:space="preserve"/>
       </w:r>
       <w:r>
         <w:rPr>
@@ -5922,7 +5922,7 @@
           <w:lang w:val="es-MX"/>
         </w:rPr>
         <w:lastRenderedPageBreak/>
-        <w:t xml:space="preserve">[34:56 - 35:07] </w:t>
+        <w:t xml:space="preserve"/>
       </w:r>
       <w:r>
         <w:rPr>
@@ -5948,7 +5948,7 @@
           <w:color w:val="0070C0"/>
           <w:lang w:val="es-MX"/>
         </w:rPr>
-        <w:t xml:space="preserve">[35:08 - 35:20] </w:t>
+        <w:t xml:space="preserve"/>
       </w:r>
       <w:r>
         <w:rPr>
@@ -5974,7 +5974,7 @@
           <w:color w:val="0070C0"/>
           <w:lang w:val="es-MX"/>
         </w:rPr>
-        <w:t xml:space="preserve">[35:20 - 35:31] </w:t>
+        <w:t xml:space="preserve"/>
       </w:r>
       <w:r>
         <w:rPr>
@@ -6000,7 +6000,7 @@
           <w:color w:val="0070C0"/>
           <w:lang w:val="es-MX"/>
         </w:rPr>
-        <w:t xml:space="preserve">[35:31 - 35:37] </w:t>
+        <w:t xml:space="preserve"/>
       </w:r>
       <w:r>
         <w:rPr>
@@ -6058,7 +6058,7 @@
           <w:color w:val="0070C0"/>
           <w:lang w:val="es-MX"/>
         </w:rPr>
-        <w:t xml:space="preserve">[35:38 - 35:43] </w:t>
+        <w:t xml:space="preserve"/>
       </w:r>
       <w:r>
         <w:rPr>
@@ -6116,7 +6116,7 @@
           <w:color w:val="0070C0"/>
           <w:lang w:val="es-MX"/>
         </w:rPr>
-        <w:t xml:space="preserve">[35:43 - 35:54] </w:t>
+        <w:t xml:space="preserve"/>
       </w:r>
       <w:r>
         <w:rPr>
@@ -6142,7 +6142,7 @@
           <w:color w:val="0070C0"/>
           <w:lang w:val="es-MX"/>
         </w:rPr>
-        <w:t xml:space="preserve">[35:54 - 36:06] </w:t>
+        <w:t xml:space="preserve"/>
       </w:r>
       <w:r>
         <w:rPr>
@@ -6168,7 +6168,7 @@
           <w:color w:val="0070C0"/>
           <w:lang w:val="es-MX"/>
         </w:rPr>
-        <w:t xml:space="preserve">[36:06 - 36:17] </w:t>
+        <w:t xml:space="preserve"/>
       </w:r>
       <w:r>
         <w:rPr>
@@ -6194,7 +6194,7 @@
           <w:color w:val="0070C0"/>
           <w:lang w:val="es-MX"/>
         </w:rPr>
-        <w:t xml:space="preserve">[36:17 - 36:30] </w:t>
+        <w:t xml:space="preserve"/>
       </w:r>
       <w:r>
         <w:rPr>
@@ -6220,7 +6220,7 @@
           <w:color w:val="0070C0"/>
           <w:lang w:val="es-MX"/>
         </w:rPr>
-        <w:t xml:space="preserve">[36:30 - 36:42] </w:t>
+        <w:t xml:space="preserve"/>
       </w:r>
       <w:r>
         <w:rPr>
@@ -6247,7 +6247,7 @@
           <w:lang w:val="es-MX"/>
         </w:rPr>
         <w:lastRenderedPageBreak/>
-        <w:t xml:space="preserve">[36:42 - 36:48] </w:t>
+        <w:t xml:space="preserve"/>
       </w:r>
       <w:r>
         <w:rPr>
@@ -6305,7 +6305,7 @@
           <w:color w:val="0070C0"/>
           <w:lang w:val="es-MX"/>
         </w:rPr>
-        <w:t xml:space="preserve">[36:49 - 36:58] </w:t>
+        <w:t xml:space="preserve"/>
       </w:r>
       <w:r>
         <w:rPr>
@@ -6363,7 +6363,7 @@
           <w:color w:val="0070C0"/>
           <w:lang w:val="es-MX"/>
         </w:rPr>
-        <w:t xml:space="preserve">[36:58 - 37:00] </w:t>
+        <w:t xml:space="preserve"/>
       </w:r>
       <w:r>
         <w:rPr>
@@ -6421,7 +6421,7 @@
           <w:color w:val="0070C0"/>
           <w:lang w:val="es-MX"/>
         </w:rPr>
-        <w:t xml:space="preserve">[37:00 - 37:08] </w:t>
+        <w:t xml:space="preserve"/>
       </w:r>
       <w:r>
         <w:rPr>
@@ -6479,7 +6479,7 @@
           <w:color w:val="0070C0"/>
           <w:lang w:val="es-MX"/>
         </w:rPr>
-        <w:t xml:space="preserve">[37:08 - 37:19] </w:t>
+        <w:t xml:space="preserve"/>
       </w:r>
       <w:r>
         <w:rPr>
@@ -6505,7 +6505,7 @@
           <w:color w:val="0070C0"/>
           <w:lang w:val="es-MX"/>
         </w:rPr>
-        <w:t xml:space="preserve">[37:19 - 37:30] </w:t>
+        <w:t xml:space="preserve"/>
       </w:r>
       <w:r>
         <w:rPr>
@@ -6531,7 +6531,7 @@
           <w:color w:val="0070C0"/>
           <w:lang w:val="es-MX"/>
         </w:rPr>
-        <w:t xml:space="preserve">[37:30 - 37:43] </w:t>
+        <w:t xml:space="preserve"/>
       </w:r>
       <w:r>
         <w:rPr>
@@ -6557,7 +6557,7 @@
           <w:color w:val="0070C0"/>
           <w:lang w:val="es-MX"/>
         </w:rPr>
-        <w:t xml:space="preserve">[37:44 - 37:55] </w:t>
+        <w:t xml:space="preserve"/>
       </w:r>
       <w:r>
         <w:rPr>
@@ -6583,7 +6583,7 @@
           <w:color w:val="0070C0"/>
           <w:lang w:val="es-MX"/>
         </w:rPr>
-        <w:t xml:space="preserve">[37:55 - 38:06] </w:t>
+        <w:t xml:space="preserve"/>
       </w:r>
       <w:r>
         <w:rPr>
@@ -6610,7 +6610,7 @@
           <w:lang w:val="es-MX"/>
         </w:rPr>
         <w:lastRenderedPageBreak/>
-        <w:t xml:space="preserve">[38:07 - 38:20] </w:t>
+        <w:t xml:space="preserve"/>
       </w:r>
       <w:r>
         <w:rPr>
@@ -6636,7 +6636,7 @@
           <w:color w:val="0070C0"/>
           <w:lang w:val="es-MX"/>
         </w:rPr>
-        <w:t xml:space="preserve">[38:20 - 38:31] </w:t>
+        <w:t xml:space="preserve"/>
       </w:r>
       <w:r>
         <w:rPr>
@@ -6662,7 +6662,7 @@
           <w:color w:val="0070C0"/>
           <w:lang w:val="es-MX"/>
         </w:rPr>
-        <w:t xml:space="preserve">[38:31 - 38:37] </w:t>
+        <w:t xml:space="preserve"/>
       </w:r>
       <w:r>
         <w:rPr>
@@ -6720,7 +6720,7 @@
           <w:color w:val="0070C0"/>
           <w:lang w:val="es-MX"/>
         </w:rPr>
-        <w:t xml:space="preserve">[38:37 - 38:42] </w:t>
+        <w:t xml:space="preserve"/>
       </w:r>
       <w:r>
         <w:rPr>
@@ -6778,7 +6778,7 @@
           <w:color w:val="0070C0"/>
           <w:lang w:val="es-MX"/>
         </w:rPr>
-        <w:t xml:space="preserve">[38:42 - 38:44] </w:t>
+        <w:t xml:space="preserve"/>
       </w:r>
       <w:r>
         <w:rPr>
@@ -6836,7 +6836,7 @@
           <w:color w:val="0070C0"/>
           <w:lang w:val="es-MX"/>
         </w:rPr>
-        <w:t xml:space="preserve">[38:44 - 38:56] </w:t>
+        <w:t xml:space="preserve"/>
       </w:r>
       <w:r>
         <w:rPr>
@@ -6862,7 +6862,7 @@
           <w:color w:val="0070C0"/>
           <w:lang w:val="es-MX"/>
         </w:rPr>
-        <w:t xml:space="preserve">[38:56 - 38:59] </w:t>
+        <w:t xml:space="preserve"/>
       </w:r>
       <w:r>
         <w:rPr>
@@ -6920,7 +6920,7 @@
           <w:color w:val="0070C0"/>
           <w:lang w:val="es-MX"/>
         </w:rPr>
-        <w:t xml:space="preserve">[38:59 - 39:11] </w:t>
+        <w:t xml:space="preserve"/>
       </w:r>
       <w:r>
         <w:rPr>
@@ -6946,7 +6946,7 @@
           <w:color w:val="0070C0"/>
           <w:lang w:val="es-MX"/>
         </w:rPr>
-        <w:t xml:space="preserve">[39:12 - 39:23] </w:t>
+        <w:t xml:space="preserve"/>
       </w:r>
       <w:r>
         <w:rPr>
@@ -6973,7 +6973,7 @@
           <w:lang w:val="es-MX"/>
         </w:rPr>
         <w:lastRenderedPageBreak/>
-        <w:t xml:space="preserve">[39:23 - 39:35] </w:t>
+        <w:t xml:space="preserve"/>
       </w:r>
       <w:r>
         <w:rPr>
@@ -6999,7 +6999,7 @@
           <w:color w:val="0070C0"/>
           <w:lang w:val="es-MX"/>
         </w:rPr>
-        <w:t xml:space="preserve">[39:35 - 39:46] </w:t>
+        <w:t xml:space="preserve"/>
       </w:r>
       <w:r>
         <w:rPr>
@@ -7025,7 +7025,7 @@
           <w:color w:val="0070C0"/>
           <w:lang w:val="es-MX"/>
         </w:rPr>
-        <w:t xml:space="preserve">[39:46 - 39:56] </w:t>
+        <w:t xml:space="preserve"/>
       </w:r>
       <w:r>
         <w:rPr>
@@ -7051,7 +7051,7 @@
           <w:color w:val="0070C0"/>
           <w:lang w:val="es-MX"/>
         </w:rPr>
-        <w:t xml:space="preserve">[39:56 - 40:06] </w:t>
+        <w:t xml:space="preserve"/>
       </w:r>
       <w:r>
         <w:rPr>
@@ -7077,7 +7077,7 @@
           <w:color w:val="0070C0"/>
           <w:lang w:val="es-MX"/>
         </w:rPr>
-        <w:t xml:space="preserve">[40:06 - 40:19] </w:t>
+        <w:t xml:space="preserve"/>
       </w:r>
       <w:r>
         <w:rPr>
@@ -7103,7 +7103,7 @@
           <w:color w:val="0070C0"/>
           <w:lang w:val="es-MX"/>
         </w:rPr>
-        <w:t xml:space="preserve">[40:19 - 40:28] </w:t>
+        <w:t xml:space="preserve"/>
       </w:r>
       <w:r>
         <w:rPr>
@@ -7129,25 +7129,25 @@
           <w:color w:val="000000" w:themeColor="text1"/>
           <w:lang w:val="es-MX"/>
         </w:rPr>
-        <w:t>[40:28 - 40:40] de organizaciones colaboradoras de la iglesia de la acción pública que son muy importantes y ellas son</w:t>
-      </w:r>
-    </w:p>
-    <w:p>
-      <w:pPr>
-        <w:jc w:val="both"/>
-        <w:rPr>
-          <w:rFonts w:eastAsia="Aptos" w:cs="Aptos"/>
-          <w:color w:val="000000" w:themeColor="text1"/>
-          <w:lang w:val="es-MX"/>
-        </w:rPr>
-      </w:pPr>
-      <w:r>
-        <w:rPr>
-          <w:rFonts w:eastAsia="Aptos" w:cs="Aptos"/>
-          <w:color w:val="0070C0"/>
-          <w:lang w:val="es-MX"/>
-        </w:rPr>
-        <w:t xml:space="preserve">[40:40 - 40:52] </w:t>
+        <w:t>de organizaciones colaboradoras de la iglesia de la acción pública que son muy importantes y ellas son</w:t>
+      </w:r>
+    </w:p>
+    <w:p>
+      <w:pPr>
+        <w:jc w:val="both"/>
+        <w:rPr>
+          <w:rFonts w:eastAsia="Aptos" w:cs="Aptos"/>
+          <w:color w:val="000000" w:themeColor="text1"/>
+          <w:lang w:val="es-MX"/>
+        </w:rPr>
+      </w:pPr>
+      <w:r>
+        <w:rPr>
+          <w:rFonts w:eastAsia="Aptos" w:cs="Aptos"/>
+          <w:color w:val="0070C0"/>
+          <w:lang w:val="es-MX"/>
+        </w:rPr>
+        <w:t xml:space="preserve"/>
       </w:r>
       <w:r>
         <w:rPr>
@@ -7173,7 +7173,7 @@
           <w:color w:val="0070C0"/>
           <w:lang w:val="es-MX"/>
         </w:rPr>
-        <w:t xml:space="preserve">[40:52 - 41:00] </w:t>
+        <w:t xml:space="preserve"/>
       </w:r>
       <w:r>
         <w:rPr>
@@ -7231,7 +7231,7 @@
           <w:color w:val="0070C0"/>
           <w:lang w:val="es-MX"/>
         </w:rPr>
-        <w:t xml:space="preserve">[41:00 - 41:13] </w:t>
+        <w:t xml:space="preserve"/>
       </w:r>
       <w:r>
         <w:rPr>
@@ -7257,7 +7257,7 @@
           <w:color w:val="0070C0"/>
           <w:lang w:val="es-MX"/>
         </w:rPr>
-        <w:t xml:space="preserve">[41:13 - 41:24] </w:t>
+        <w:t xml:space="preserve"/>
       </w:r>
       <w:r>
         <w:rPr>
@@ -7283,7 +7283,7 @@
           <w:color w:val="0070C0"/>
           <w:lang w:val="es-MX"/>
         </w:rPr>
-        <w:t xml:space="preserve">[41:24 - 41:35] </w:t>
+        <w:t xml:space="preserve"/>
       </w:r>
       <w:r>
         <w:rPr>
@@ -7309,7 +7309,7 @@
           <w:color w:val="0070C0"/>
           <w:lang w:val="es-MX"/>
         </w:rPr>
-        <w:t xml:space="preserve">[41:35 - 41:37] </w:t>
+        <w:t xml:space="preserve"/>
       </w:r>
       <w:r>
         <w:rPr>
@@ -7368,7 +7368,7 @@
           <w:color w:val="0070C0"/>
           <w:lang w:val="es-MX"/>
         </w:rPr>
-        <w:t xml:space="preserve">[41:37 - 41:50] </w:t>
+        <w:t xml:space="preserve"/>
       </w:r>
       <w:r>
         <w:rPr>
@@ -7394,7 +7394,7 @@
           <w:color w:val="0070C0"/>
           <w:lang w:val="es-MX"/>
         </w:rPr>
-        <w:t xml:space="preserve">[41:50 - 42:02] </w:t>
+        <w:t xml:space="preserve"/>
       </w:r>
       <w:r>
         <w:rPr>
@@ -7420,7 +7420,7 @@
           <w:color w:val="0070C0"/>
           <w:lang w:val="es-MX"/>
         </w:rPr>
-        <w:t xml:space="preserve">[42:02 - 42:12] </w:t>
+        <w:t xml:space="preserve"/>
       </w:r>
       <w:r>
         <w:rPr>
@@ -7446,7 +7446,7 @@
           <w:color w:val="0070C0"/>
           <w:lang w:val="es-MX"/>
         </w:rPr>
-        <w:t xml:space="preserve">[42:12 - 42:23] </w:t>
+        <w:t xml:space="preserve"/>
       </w:r>
       <w:r>
         <w:rPr>
@@ -7472,7 +7472,7 @@
           <w:color w:val="0070C0"/>
           <w:lang w:val="es-MX"/>
         </w:rPr>
-        <w:t xml:space="preserve">[42:23 - 42:31] </w:t>
+        <w:t xml:space="preserve"/>
       </w:r>
       <w:r>
         <w:rPr>
@@ -7498,7 +7498,7 @@
           <w:color w:val="0070C0"/>
           <w:lang w:val="es-MX"/>
         </w:rPr>
-        <w:t xml:space="preserve">[42:32 - 42:42] </w:t>
+        <w:t xml:space="preserve"/>
       </w:r>
       <w:r>
         <w:rPr>
@@ -7524,7 +7524,7 @@
           <w:color w:val="0070C0"/>
           <w:lang w:val="es-MX"/>
         </w:rPr>
-        <w:t xml:space="preserve">[42:42 - 42:52] </w:t>
+        <w:t xml:space="preserve"/>
       </w:r>
       <w:r>
         <w:rPr>
@@ -7550,7 +7550,7 @@
           <w:color w:val="0070C0"/>
           <w:lang w:val="es-MX"/>
         </w:rPr>
-        <w:t xml:space="preserve">[42:52 - 43:03] </w:t>
+        <w:t xml:space="preserve"/>
       </w:r>
       <w:r>
         <w:rPr>
@@ -7576,7 +7576,7 @@
           <w:color w:val="0070C0"/>
           <w:lang w:val="es-MX"/>
         </w:rPr>
-        <w:t xml:space="preserve">[43:03 - 43:06] </w:t>
+        <w:t xml:space="preserve"/>
       </w:r>
       <w:r>
         <w:rPr>
@@ -7634,7 +7634,7 @@
           <w:color w:val="0070C0"/>
           <w:lang w:val="es-MX"/>
         </w:rPr>
-        <w:t xml:space="preserve">[43:06 - 43:19] </w:t>
+        <w:t xml:space="preserve"/>
       </w:r>
       <w:r>
         <w:rPr>
@@ -7660,7 +7660,7 @@
           <w:color w:val="0070C0"/>
           <w:lang w:val="es-MX"/>
         </w:rPr>
-        <w:t xml:space="preserve">[43:19 - 43:29] </w:t>
+        <w:t xml:space="preserve"/>
       </w:r>
       <w:r>
         <w:rPr>
@@ -7686,7 +7686,7 @@
           <w:color w:val="0070C0"/>
           <w:lang w:val="es-MX"/>
         </w:rPr>
-        <w:t xml:space="preserve">[43:30 - 43:40] </w:t>
+        <w:t xml:space="preserve"/>
       </w:r>
       <w:r>
         <w:rPr>
@@ -7745,7 +7745,7 @@
           <w:lang w:val="es-MX"/>
         </w:rPr>
         <w:lastRenderedPageBreak/>
-        <w:t xml:space="preserve">[43:43 - 43:54] </w:t>
+        <w:t xml:space="preserve"/>
       </w:r>
       <w:r>
         <w:rPr>
@@ -7771,7 +7771,7 @@
           <w:color w:val="0070C0"/>
           <w:lang w:val="es-MX"/>
         </w:rPr>
-        <w:t xml:space="preserve">[43:54 - 44:07] </w:t>
+        <w:t xml:space="preserve"/>
       </w:r>
       <w:r>
         <w:rPr>
@@ -7797,7 +7797,7 @@
           <w:color w:val="0070C0"/>
           <w:lang w:val="es-MX"/>
         </w:rPr>
-        <w:t xml:space="preserve">[44:07 - 44:16] </w:t>
+        <w:t xml:space="preserve"/>
       </w:r>
       <w:r>
         <w:rPr>
@@ -7823,7 +7823,7 @@
           <w:color w:val="0070C0"/>
           <w:lang w:val="es-MX"/>
         </w:rPr>
-        <w:t xml:space="preserve">[44:17 - 44:25] </w:t>
+        <w:t xml:space="preserve"/>
       </w:r>
       <w:r>
         <w:rPr>
@@ -7849,7 +7849,7 @@
           <w:color w:val="0070C0"/>
           <w:lang w:val="es-MX"/>
         </w:rPr>
-        <w:t xml:space="preserve">[44:25 - 44:37] </w:t>
+        <w:t xml:space="preserve"/>
       </w:r>
       <w:r>
         <w:rPr>
@@ -7875,7 +7875,7 @@
           <w:color w:val="0070C0"/>
           <w:lang w:val="es-MX"/>
         </w:rPr>
-        <w:t xml:space="preserve">[44:39 - 44:45] </w:t>
+        <w:t xml:space="preserve"/>
       </w:r>
       <w:r>
         <w:rPr>
@@ -7901,7 +7901,7 @@
           <w:color w:val="0070C0"/>
           <w:lang w:val="es-MX"/>
         </w:rPr>
-        <w:t xml:space="preserve">[44:45 - 44:58] </w:t>
+        <w:t xml:space="preserve"/>
       </w:r>
       <w:r>
         <w:rPr>
@@ -7927,7 +7927,7 @@
           <w:color w:val="0070C0"/>
           <w:lang w:val="es-MX"/>
         </w:rPr>
-        <w:t xml:space="preserve">[44:58 - 45:08] </w:t>
+        <w:t xml:space="preserve"/>
       </w:r>
       <w:r>
         <w:rPr>
@@ -7953,7 +7953,7 @@
           <w:color w:val="0070C0"/>
           <w:lang w:val="es-MX"/>
         </w:rPr>
-        <w:t xml:space="preserve">[45:09 - 45:22] </w:t>
+        <w:t xml:space="preserve"/>
       </w:r>
       <w:r>
         <w:rPr>
@@ -7979,7 +7979,7 @@
           <w:color w:val="0070C0"/>
           <w:lang w:val="es-MX"/>
         </w:rPr>
-        <w:t xml:space="preserve">[45:22 - 45:30] </w:t>
+        <w:t xml:space="preserve"/>
       </w:r>
       <w:r>
         <w:rPr>
@@ -8005,7 +8005,7 @@
           <w:color w:val="0070C0"/>
           <w:lang w:val="es-MX"/>
         </w:rPr>
-        <w:t xml:space="preserve">[45:30 - 45:37] </w:t>
+        <w:t xml:space="preserve"/>
       </w:r>
       <w:r>
         <w:rPr>
@@ -8031,7 +8031,7 @@
           <w:color w:val="0070C0"/>
           <w:lang w:val="es-MX"/>
         </w:rPr>
-        <w:t xml:space="preserve">[45:37 - 45:48] </w:t>
+        <w:t xml:space="preserve"/>
       </w:r>
       <w:r>
         <w:rPr>
@@ -8057,7 +8057,7 @@
           <w:color w:val="0070C0"/>
           <w:lang w:val="es-MX"/>
         </w:rPr>
-        <w:t xml:space="preserve">[45:48 - 45:59] </w:t>
+        <w:t xml:space="preserve"/>
       </w:r>
       <w:r>
         <w:rPr>
@@ -8083,7 +8083,7 @@
           <w:color w:val="0070C0"/>
           <w:lang w:val="es-MX"/>
         </w:rPr>
-        <w:t xml:space="preserve">[45:59 - 46:10] </w:t>
+        <w:t xml:space="preserve"/>
       </w:r>
       <w:r>
         <w:rPr>
@@ -8141,7 +8141,7 @@
           <w:color w:val="0070C0"/>
           <w:lang w:val="es-MX"/>
         </w:rPr>
-        <w:t xml:space="preserve">[46:12 - 46:25] </w:t>
+        <w:t xml:space="preserve"/>
       </w:r>
       <w:r>
         <w:rPr>
@@ -8167,7 +8167,7 @@
           <w:color w:val="0070C0"/>
           <w:lang w:val="es-MX"/>
         </w:rPr>
-        <w:t xml:space="preserve">[46:25 - 46:34] </w:t>
+        <w:t xml:space="preserve"/>
       </w:r>
       <w:r>
         <w:rPr>
@@ -8193,7 +8193,7 @@
           <w:color w:val="0070C0"/>
           <w:lang w:val="es-MX"/>
         </w:rPr>
-        <w:t xml:space="preserve">[46:34 - 46:38] </w:t>
+        <w:t xml:space="preserve"/>
       </w:r>
       <w:r>
         <w:rPr>
@@ -8219,7 +8219,7 @@
           <w:color w:val="0070C0"/>
           <w:lang w:val="es-MX"/>
         </w:rPr>
-        <w:t xml:space="preserve">[46:39 - 46:48] </w:t>
+        <w:t xml:space="preserve"/>
       </w:r>
       <w:r>
         <w:rPr>
@@ -8245,7 +8245,7 @@
           <w:color w:val="0070C0"/>
           <w:lang w:val="es-MX"/>
         </w:rPr>
-        <w:t xml:space="preserve">[46:48 - 46:54] </w:t>
+        <w:t xml:space="preserve"/>
       </w:r>
       <w:r>
         <w:rPr>
@@ -8271,7 +8271,7 @@
           <w:color w:val="0070C0"/>
           <w:lang w:val="es-MX"/>
         </w:rPr>
-        <w:t xml:space="preserve">[46:55 - 47:08] </w:t>
+        <w:t xml:space="preserve"/>
       </w:r>
       <w:r>
         <w:rPr>
@@ -8297,7 +8297,7 @@
           <w:color w:val="0070C0"/>
           <w:lang w:val="es-MX"/>
         </w:rPr>
-        <w:t xml:space="preserve">[47:08 - 47:18] </w:t>
+        <w:t xml:space="preserve"/>
       </w:r>
       <w:r>
         <w:rPr>
@@ -8355,7 +8355,7 @@
           <w:color w:val="0070C0"/>
           <w:lang w:val="es-MX"/>
         </w:rPr>
-        <w:t xml:space="preserve">[47:18 - 47:20] </w:t>
+        <w:t xml:space="preserve"/>
       </w:r>
       <w:r>
         <w:rPr>
@@ -8381,7 +8381,7 @@
           <w:color w:val="0070C0"/>
           <w:lang w:val="es-MX"/>
         </w:rPr>
-        <w:t xml:space="preserve">[47:20 - 47:32] </w:t>
+        <w:t xml:space="preserve"/>
       </w:r>
       <w:r>
         <w:rPr>
@@ -8407,7 +8407,7 @@
           <w:color w:val="0070C0"/>
           <w:lang w:val="es-MX"/>
         </w:rPr>
-        <w:t xml:space="preserve">[47:32 - 47:39] </w:t>
+        <w:t xml:space="preserve"/>
       </w:r>
       <w:r>
         <w:rPr>
@@ -8433,7 +8433,7 @@
           <w:color w:val="0070C0"/>
           <w:lang w:val="es-MX"/>
         </w:rPr>
-        <w:t xml:space="preserve">[47:39 - 47:45] </w:t>
+        <w:t xml:space="preserve"/>
       </w:r>
       <w:r>
         <w:rPr>
@@ -8459,7 +8459,7 @@
           <w:color w:val="0070C0"/>
           <w:lang w:val="es-MX"/>
         </w:rPr>
-        <w:t xml:space="preserve">[47:46 - 47:52] </w:t>
+        <w:t xml:space="preserve"/>
       </w:r>
       <w:r>
         <w:rPr>
@@ -8485,7 +8485,7 @@
           <w:color w:val="0070C0"/>
           <w:lang w:val="es-MX"/>
         </w:rPr>
-        <w:t xml:space="preserve">[47:54 - 48:04] </w:t>
+        <w:t xml:space="preserve"/>
       </w:r>
       <w:r>
         <w:rPr>
@@ -8512,7 +8512,7 @@
           <w:lang w:val="es-MX"/>
         </w:rPr>
         <w:lastRenderedPageBreak/>
-        <w:t xml:space="preserve">[48:05 - 48:18] </w:t>
+        <w:t xml:space="preserve"/>
       </w:r>
       <w:r>
         <w:rPr>
@@ -8538,7 +8538,7 @@
           <w:color w:val="0070C0"/>
           <w:lang w:val="es-MX"/>
         </w:rPr>
-        <w:t xml:space="preserve">[48:19 - 48:27] </w:t>
+        <w:t xml:space="preserve"/>
       </w:r>
       <w:r>
         <w:rPr>
@@ -8564,7 +8564,7 @@
           <w:color w:val="0070C0"/>
           <w:lang w:val="es-MX"/>
         </w:rPr>
-        <w:t xml:space="preserve">[48:28 - 48:32] </w:t>
+        <w:t xml:space="preserve"/>
       </w:r>
       <w:r>
         <w:rPr>
@@ -8622,7 +8622,7 @@
           <w:color w:val="0070C0"/>
           <w:lang w:val="es-MX"/>
         </w:rPr>
-        <w:t xml:space="preserve">[48:35 - 48:43] </w:t>
+        <w:t xml:space="preserve"/>
       </w:r>
       <w:r>
         <w:rPr>
@@ -8648,7 +8648,7 @@
           <w:color w:val="0070C0"/>
           <w:lang w:val="es-MX"/>
         </w:rPr>
-        <w:t xml:space="preserve">[48:44 - 48:53] </w:t>
+        <w:t xml:space="preserve"/>
       </w:r>
       <w:r>
         <w:rPr>
@@ -8674,7 +8674,7 @@
           <w:color w:val="0070C0"/>
           <w:lang w:val="es-MX"/>
         </w:rPr>
-        <w:t xml:space="preserve">[48:53 - 49:06] </w:t>
+        <w:t xml:space="preserve"/>
       </w:r>
       <w:r>
         <w:rPr>
@@ -8700,7 +8700,7 @@
           <w:color w:val="0070C0"/>
           <w:lang w:val="es-MX"/>
         </w:rPr>
-        <w:t xml:space="preserve">[49:11 - 49:23] </w:t>
+        <w:t xml:space="preserve"/>
       </w:r>
       <w:r>
         <w:rPr>
@@ -8726,7 +8726,7 @@
           <w:color w:val="0070C0"/>
           <w:lang w:val="es-MX"/>
         </w:rPr>
-        <w:t xml:space="preserve">[49:23 - 49:30] </w:t>
+        <w:t xml:space="preserve"/>
       </w:r>
       <w:r>
         <w:rPr>
@@ -8752,7 +8752,7 @@
           <w:color w:val="0070C0"/>
           <w:lang w:val="es-MX"/>
         </w:rPr>
-        <w:t xml:space="preserve">[49:30 - 49:37] </w:t>
+        <w:t xml:space="preserve"/>
       </w:r>
       <w:r>
         <w:rPr>
@@ -8778,7 +8778,7 @@
           <w:color w:val="0070C0"/>
           <w:lang w:val="es-MX"/>
         </w:rPr>
-        <w:t xml:space="preserve">[49:37 - 49:48] </w:t>
+        <w:t xml:space="preserve"/>
       </w:r>
       <w:r>
         <w:rPr>
@@ -8804,7 +8804,7 @@
           <w:color w:val="0070C0"/>
           <w:lang w:val="es-MX"/>
         </w:rPr>
-        <w:t xml:space="preserve">[49:50 - 49:58] </w:t>
+        <w:t xml:space="preserve"/>
       </w:r>
       <w:r>
         <w:rPr>
@@ -8830,7 +8830,7 @@
           <w:color w:val="0070C0"/>
           <w:lang w:val="es-MX"/>
         </w:rPr>
-        <w:t xml:space="preserve">[49:59 - 50:06] </w:t>
+        <w:t xml:space="preserve"/>
       </w:r>
       <w:r>
         <w:rPr>
@@ -8856,7 +8856,7 @@
           <w:color w:val="0070C0"/>
           <w:lang w:val="es-MX"/>
         </w:rPr>
-        <w:t xml:space="preserve">[50:06 - 50:13] </w:t>
+        <w:t xml:space="preserve"/>
       </w:r>
       <w:r>
         <w:rPr>
@@ -8882,7 +8882,7 @@
           <w:color w:val="0070C0"/>
           <w:lang w:val="es-MX"/>
         </w:rPr>
-        <w:t xml:space="preserve">[50:13 - 50:22] </w:t>
+        <w:t xml:space="preserve"/>
       </w:r>
       <w:r>
         <w:rPr>
@@ -8940,7 +8940,7 @@
           <w:color w:val="0070C0"/>
           <w:lang w:val="es-MX"/>
         </w:rPr>
-        <w:t xml:space="preserve">[50:26 - 50:37] </w:t>
+        <w:t xml:space="preserve"/>
       </w:r>
       <w:r>
         <w:rPr>
@@ -8998,7 +8998,7 @@
           <w:color w:val="0070C0"/>
           <w:lang w:val="es-MX"/>
         </w:rPr>
-        <w:t xml:space="preserve">[50:38 - 50:39] </w:t>
+        <w:t xml:space="preserve"/>
       </w:r>
       <w:r>
         <w:rPr>
@@ -9056,7 +9056,7 @@
           <w:color w:val="0070C0"/>
           <w:lang w:val="es-MX"/>
         </w:rPr>
-        <w:t xml:space="preserve">[50:39 - 50:41] </w:t>
+        <w:t xml:space="preserve"/>
       </w:r>
       <w:r>
         <w:rPr>
@@ -9114,7 +9114,7 @@
           <w:color w:val="0070C0"/>
           <w:lang w:val="es-MX"/>
         </w:rPr>
-        <w:t xml:space="preserve">[50:41 - 50:49] </w:t>
+        <w:t xml:space="preserve"/>
       </w:r>
       <w:r>
         <w:rPr>
@@ -9174,7 +9174,7 @@
           <w:color w:val="0070C0"/>
           <w:lang w:val="es-MX"/>
         </w:rPr>
-        <w:t xml:space="preserve">[50:49 - 50:59] </w:t>
+        <w:t xml:space="preserve"/>
       </w:r>
       <w:r>
         <w:rPr>
@@ -9232,7 +9232,7 @@
           <w:color w:val="0070C0"/>
           <w:lang w:val="es-MX"/>
         </w:rPr>
-        <w:t xml:space="preserve">[50:59 - 51:02] </w:t>
+        <w:t xml:space="preserve"/>
       </w:r>
       <w:r>
         <w:rPr>
